--- a/Project_Planning_and_System_Design/Documents/RBAC/RBAC_GroupG_EcosystemApp_Activity2.docx
+++ b/Project_Planning_and_System_Design/Documents/RBAC/RBAC_GroupG_EcosystemApp_Activity2.docx
@@ -3,43 +3,1231 @@
 <w:document xmlns:wpc="http://schemas.microsoft.com/office/word/2010/wordprocessingCanvas" xmlns:cx="http://schemas.microsoft.com/office/drawing/2014/chartex" xmlns:cx1="http://schemas.microsoft.com/office/drawing/2015/9/8/chartex" xmlns:cx2="http://schemas.microsoft.com/office/drawing/2015/10/21/chartex" xmlns:cx3="http://schemas.microsoft.com/office/drawing/2016/5/9/chartex" xmlns:cx4="http://schemas.microsoft.com/office/drawing/2016/5/10/chartex" xmlns:cx5="http://schemas.microsoft.com/office/drawing/2016/5/11/chartex" xmlns:cx6="http://schemas.microsoft.com/office/drawing/2016/5/12/chartex" xmlns:cx7="http://schemas.microsoft.com/office/drawing/2016/5/13/chartex" xmlns:cx8="http://schemas.microsoft.com/office/drawing/2016/5/14/chartex" xmlns:mc="http://schemas.openxmlformats.org/markup-compatibility/2006" xmlns:aink="http://schemas.microsoft.com/office/drawing/2016/ink" xmlns:am3d="http://schemas.microsoft.com/office/drawing/2017/model3d" xmlns:o="urn:schemas-microsoft-com:office:office" xmlns:oel="http://schemas.microsoft.com/office/2019/extlst" xmlns:r="http://schemas.openxmlformats.org/officeDocument/2006/relationships" xmlns:m="http://schemas.openxmlformats.org/officeDocument/2006/math" xmlns:v="urn:schemas-microsoft-com:vml" xmlns:wp14="http://schemas.microsoft.com/office/word/2010/wordprocessingDrawing" xmlns:wp="http://schemas.openxmlformats.org/drawingml/2006/wordprocessingDrawing" xmlns:w10="urn:schemas-microsoft-com:office:word" xmlns:w="http://schemas.openxmlformats.org/wordprocessingml/2006/main" xmlns:w14="http://schemas.microsoft.com/office/word/2010/wordml" xmlns:w15="http://schemas.microsoft.com/office/word/2012/wordml" xmlns:w16cex="http://schemas.microsoft.com/office/word/2018/wordml/cex" xmlns:w16cid="http://schemas.microsoft.com/office/word/2016/wordml/cid" xmlns:w16="http://schemas.microsoft.com/office/word/2018/wordml" xmlns:w16du="http://schemas.microsoft.com/office/word/2023/wordml/word16du" xmlns:w16sdtdh="http://schemas.microsoft.com/office/word/2020/wordml/sdtdatahash" xmlns:w16sdtfl="http://schemas.microsoft.com/office/word/2024/wordml/sdtformatlock" xmlns:w16se="http://schemas.microsoft.com/office/word/2015/wordml/symex" xmlns:wpg="http://schemas.microsoft.com/office/word/2010/wordprocessingGroup" xmlns:wpi="http://schemas.microsoft.com/office/word/2010/wordprocessingInk" xmlns:wne="http://schemas.microsoft.com/office/word/2006/wordml" xmlns:wps="http://schemas.microsoft.com/office/word/2010/wordprocessingShape" mc:Ignorable="w14 w15 w16se w16cid w16 w16cex w16sdtdh w16sdtfl w16du wp14">
   <w:body>
     <w:p>
+      <w:pPr>
+        <w:jc w:val="center"/>
+        <w:rPr>
+          <w:sz w:val="24"/>
+          <w:szCs w:val="24"/>
+        </w:rPr>
+      </w:pPr>
       <w:r>
-        <w:drawing>
-          <wp:inline distT="0" distB="0" distL="0" distR="0" wp14:anchorId="432955DA" wp14:editId="71FB4605">
-            <wp:extent cx="6134100" cy="6753225"/>
-            <wp:effectExtent l="0" t="0" r="0" b="9525"/>
-            <wp:docPr id="937954748" name="Picture 1"/>
-            <wp:cNvGraphicFramePr>
-              <a:graphicFrameLocks xmlns:a="http://schemas.openxmlformats.org/drawingml/2006/main" noChangeAspect="1"/>
-            </wp:cNvGraphicFramePr>
-            <a:graphic xmlns:a="http://schemas.openxmlformats.org/drawingml/2006/main">
-              <a:graphicData uri="http://schemas.openxmlformats.org/drawingml/2006/picture">
-                <pic:pic xmlns:pic="http://schemas.openxmlformats.org/drawingml/2006/picture">
-                  <pic:nvPicPr>
-                    <pic:cNvPr id="937954748" name=""/>
-                    <pic:cNvPicPr/>
-                  </pic:nvPicPr>
-                  <pic:blipFill>
-                    <a:blip r:embed="rId4"/>
-                    <a:stretch>
-                      <a:fillRect/>
-                    </a:stretch>
-                  </pic:blipFill>
-                  <pic:spPr>
-                    <a:xfrm>
-                      <a:off x="0" y="0"/>
-                      <a:ext cx="6134316" cy="6753463"/>
-                    </a:xfrm>
-                    <a:prstGeom prst="rect">
-                      <a:avLst/>
-                    </a:prstGeom>
-                  </pic:spPr>
-                </pic:pic>
-              </a:graphicData>
-            </a:graphic>
-          </wp:inline>
-        </w:drawing>
+        <w:rPr>
+          <w:sz w:val="40"/>
+          <w:szCs w:val="40"/>
+        </w:rPr>
+        <w:t>RBAC Table</w:t>
       </w:r>
+      <w:r>
+        <w:rPr>
+          <w:sz w:val="40"/>
+          <w:szCs w:val="40"/>
+        </w:rPr>
+        <w:br/>
+      </w:r>
+    </w:p>
+    <w:tbl>
+      <w:tblPr>
+        <w:tblW w:w="0" w:type="auto"/>
+        <w:jc w:val="center"/>
+        <w:tblCellSpacing w:w="15" w:type="dxa"/>
+        <w:tblCellMar>
+          <w:top w:w="15" w:type="dxa"/>
+          <w:left w:w="15" w:type="dxa"/>
+          <w:bottom w:w="15" w:type="dxa"/>
+          <w:right w:w="15" w:type="dxa"/>
+        </w:tblCellMar>
+        <w:tblLook w:val="04A0" w:firstRow="1" w:lastRow="0" w:firstColumn="1" w:lastColumn="0" w:noHBand="0" w:noVBand="1"/>
+      </w:tblPr>
+      <w:tblGrid>
+        <w:gridCol w:w="5369"/>
+        <w:gridCol w:w="2004"/>
+        <w:gridCol w:w="1987"/>
+      </w:tblGrid>
+      <w:tr>
+        <w:trPr>
+          <w:tblHeader/>
+          <w:tblCellSpacing w:w="15" w:type="dxa"/>
+          <w:jc w:val="center"/>
+        </w:trPr>
+        <w:tc>
+          <w:tcPr>
+            <w:tcW w:w="0" w:type="auto"/>
+            <w:vAlign w:val="center"/>
+            <w:hideMark/>
+          </w:tcPr>
+          <w:p>
+            <w:pPr>
+              <w:jc w:val="center"/>
+              <w:rPr>
+                <w:b/>
+                <w:bCs/>
+                <w:sz w:val="24"/>
+                <w:szCs w:val="24"/>
+              </w:rPr>
+            </w:pPr>
+            <w:r>
+              <w:rPr>
+                <w:b/>
+                <w:bCs/>
+                <w:sz w:val="24"/>
+                <w:szCs w:val="24"/>
+              </w:rPr>
+              <w:t>Allowed Action</w:t>
+            </w:r>
+          </w:p>
+        </w:tc>
+        <w:tc>
+          <w:tcPr>
+            <w:tcW w:w="0" w:type="auto"/>
+            <w:vAlign w:val="center"/>
+            <w:hideMark/>
+          </w:tcPr>
+          <w:p>
+            <w:pPr>
+              <w:jc w:val="center"/>
+              <w:rPr>
+                <w:b/>
+                <w:bCs/>
+                <w:sz w:val="24"/>
+                <w:szCs w:val="24"/>
+              </w:rPr>
+            </w:pPr>
+            <w:r>
+              <w:rPr>
+                <w:b/>
+                <w:bCs/>
+                <w:sz w:val="24"/>
+                <w:szCs w:val="24"/>
+              </w:rPr>
+              <w:t>Developer / Admin</w:t>
+            </w:r>
+          </w:p>
+        </w:tc>
+        <w:tc>
+          <w:tcPr>
+            <w:tcW w:w="0" w:type="auto"/>
+            <w:vAlign w:val="center"/>
+            <w:hideMark/>
+          </w:tcPr>
+          <w:p>
+            <w:pPr>
+              <w:jc w:val="center"/>
+              <w:rPr>
+                <w:b/>
+                <w:bCs/>
+                <w:sz w:val="24"/>
+                <w:szCs w:val="24"/>
+              </w:rPr>
+            </w:pPr>
+            <w:r>
+              <w:rPr>
+                <w:b/>
+                <w:bCs/>
+                <w:sz w:val="24"/>
+                <w:szCs w:val="24"/>
+              </w:rPr>
+              <w:t>User (Child Player)</w:t>
+            </w:r>
+          </w:p>
+        </w:tc>
+      </w:tr>
+      <w:tr>
+        <w:trPr>
+          <w:tblCellSpacing w:w="15" w:type="dxa"/>
+          <w:jc w:val="center"/>
+        </w:trPr>
+        <w:tc>
+          <w:tcPr>
+            <w:tcW w:w="0" w:type="auto"/>
+            <w:vAlign w:val="center"/>
+            <w:hideMark/>
+          </w:tcPr>
+          <w:p>
+            <w:pPr>
+              <w:jc w:val="center"/>
+              <w:rPr>
+                <w:sz w:val="24"/>
+                <w:szCs w:val="24"/>
+              </w:rPr>
+            </w:pPr>
+            <w:r>
+              <w:rPr>
+                <w:sz w:val="24"/>
+                <w:szCs w:val="24"/>
+              </w:rPr>
+              <w:t>Add or Modify Animal Data (</w:t>
+            </w:r>
+            <w:proofErr w:type="spellStart"/>
+            <w:r>
+              <w:rPr>
+                <w:sz w:val="24"/>
+                <w:szCs w:val="24"/>
+              </w:rPr>
+              <w:t>Supabase</w:t>
+            </w:r>
+            <w:proofErr w:type="spellEnd"/>
+            <w:r>
+              <w:rPr>
+                <w:sz w:val="24"/>
+                <w:szCs w:val="24"/>
+              </w:rPr>
+              <w:t>)</w:t>
+            </w:r>
+          </w:p>
+        </w:tc>
+        <w:tc>
+          <w:tcPr>
+            <w:tcW w:w="0" w:type="auto"/>
+            <w:vAlign w:val="center"/>
+            <w:hideMark/>
+          </w:tcPr>
+          <w:p>
+            <w:pPr>
+              <w:jc w:val="center"/>
+              <w:rPr>
+                <w:sz w:val="24"/>
+                <w:szCs w:val="24"/>
+              </w:rPr>
+            </w:pPr>
+            <w:r>
+              <w:rPr>
+                <w:sz w:val="24"/>
+                <w:szCs w:val="24"/>
+              </w:rPr>
+              <w:t>✓</w:t>
+            </w:r>
+          </w:p>
+        </w:tc>
+        <w:tc>
+          <w:tcPr>
+            <w:tcW w:w="0" w:type="auto"/>
+            <w:vAlign w:val="center"/>
+            <w:hideMark/>
+          </w:tcPr>
+          <w:p>
+            <w:pPr>
+              <w:jc w:val="center"/>
+              <w:rPr>
+                <w:sz w:val="24"/>
+                <w:szCs w:val="24"/>
+              </w:rPr>
+            </w:pPr>
+            <w:r>
+              <w:rPr>
+                <w:rFonts w:ascii="Segoe UI Symbol" w:hAnsi="Segoe UI Symbol" w:cs="Segoe UI Symbol"/>
+                <w:sz w:val="24"/>
+                <w:szCs w:val="24"/>
+              </w:rPr>
+              <w:t>✗</w:t>
+            </w:r>
+          </w:p>
+        </w:tc>
+      </w:tr>
+      <w:tr>
+        <w:trPr>
+          <w:tblCellSpacing w:w="15" w:type="dxa"/>
+          <w:jc w:val="center"/>
+        </w:trPr>
+        <w:tc>
+          <w:tcPr>
+            <w:tcW w:w="0" w:type="auto"/>
+            <w:vAlign w:val="center"/>
+            <w:hideMark/>
+          </w:tcPr>
+          <w:p>
+            <w:pPr>
+              <w:jc w:val="center"/>
+              <w:rPr>
+                <w:sz w:val="24"/>
+                <w:szCs w:val="24"/>
+              </w:rPr>
+            </w:pPr>
+            <w:r>
+              <w:rPr>
+                <w:sz w:val="24"/>
+                <w:szCs w:val="24"/>
+              </w:rPr>
+              <w:t>Update Animal Hints</w:t>
+            </w:r>
+          </w:p>
+        </w:tc>
+        <w:tc>
+          <w:tcPr>
+            <w:tcW w:w="0" w:type="auto"/>
+            <w:vAlign w:val="center"/>
+            <w:hideMark/>
+          </w:tcPr>
+          <w:p>
+            <w:pPr>
+              <w:jc w:val="center"/>
+              <w:rPr>
+                <w:sz w:val="24"/>
+                <w:szCs w:val="24"/>
+              </w:rPr>
+            </w:pPr>
+            <w:r>
+              <w:rPr>
+                <w:sz w:val="24"/>
+                <w:szCs w:val="24"/>
+              </w:rPr>
+              <w:t>✓</w:t>
+            </w:r>
+          </w:p>
+        </w:tc>
+        <w:tc>
+          <w:tcPr>
+            <w:tcW w:w="0" w:type="auto"/>
+            <w:vAlign w:val="center"/>
+            <w:hideMark/>
+          </w:tcPr>
+          <w:p>
+            <w:pPr>
+              <w:jc w:val="center"/>
+              <w:rPr>
+                <w:sz w:val="24"/>
+                <w:szCs w:val="24"/>
+              </w:rPr>
+            </w:pPr>
+            <w:r>
+              <w:rPr>
+                <w:rFonts w:ascii="Segoe UI Symbol" w:hAnsi="Segoe UI Symbol" w:cs="Segoe UI Symbol"/>
+                <w:sz w:val="24"/>
+                <w:szCs w:val="24"/>
+              </w:rPr>
+              <w:t>✗</w:t>
+            </w:r>
+          </w:p>
+        </w:tc>
+      </w:tr>
+      <w:tr>
+        <w:trPr>
+          <w:tblCellSpacing w:w="15" w:type="dxa"/>
+          <w:jc w:val="center"/>
+        </w:trPr>
+        <w:tc>
+          <w:tcPr>
+            <w:tcW w:w="0" w:type="auto"/>
+            <w:vAlign w:val="center"/>
+            <w:hideMark/>
+          </w:tcPr>
+          <w:p>
+            <w:pPr>
+              <w:jc w:val="center"/>
+              <w:rPr>
+                <w:sz w:val="24"/>
+                <w:szCs w:val="24"/>
+              </w:rPr>
+            </w:pPr>
+            <w:r>
+              <w:rPr>
+                <w:sz w:val="24"/>
+                <w:szCs w:val="24"/>
+              </w:rPr>
+              <w:t>Manage Game Configuration (timer, logic, rules)</w:t>
+            </w:r>
+          </w:p>
+        </w:tc>
+        <w:tc>
+          <w:tcPr>
+            <w:tcW w:w="0" w:type="auto"/>
+            <w:vAlign w:val="center"/>
+            <w:hideMark/>
+          </w:tcPr>
+          <w:p>
+            <w:pPr>
+              <w:jc w:val="center"/>
+              <w:rPr>
+                <w:sz w:val="24"/>
+                <w:szCs w:val="24"/>
+              </w:rPr>
+            </w:pPr>
+            <w:r>
+              <w:rPr>
+                <w:sz w:val="24"/>
+                <w:szCs w:val="24"/>
+              </w:rPr>
+              <w:t>✓</w:t>
+            </w:r>
+          </w:p>
+        </w:tc>
+        <w:tc>
+          <w:tcPr>
+            <w:tcW w:w="0" w:type="auto"/>
+            <w:vAlign w:val="center"/>
+            <w:hideMark/>
+          </w:tcPr>
+          <w:p>
+            <w:pPr>
+              <w:jc w:val="center"/>
+              <w:rPr>
+                <w:sz w:val="24"/>
+                <w:szCs w:val="24"/>
+              </w:rPr>
+            </w:pPr>
+            <w:r>
+              <w:rPr>
+                <w:rFonts w:ascii="Segoe UI Symbol" w:hAnsi="Segoe UI Symbol" w:cs="Segoe UI Symbol"/>
+                <w:sz w:val="24"/>
+                <w:szCs w:val="24"/>
+              </w:rPr>
+              <w:t>✗</w:t>
+            </w:r>
+          </w:p>
+        </w:tc>
+      </w:tr>
+      <w:tr>
+        <w:trPr>
+          <w:tblCellSpacing w:w="15" w:type="dxa"/>
+          <w:jc w:val="center"/>
+        </w:trPr>
+        <w:tc>
+          <w:tcPr>
+            <w:tcW w:w="0" w:type="auto"/>
+            <w:vAlign w:val="center"/>
+            <w:hideMark/>
+          </w:tcPr>
+          <w:p>
+            <w:pPr>
+              <w:jc w:val="center"/>
+              <w:rPr>
+                <w:sz w:val="24"/>
+                <w:szCs w:val="24"/>
+              </w:rPr>
+            </w:pPr>
+            <w:r>
+              <w:rPr>
+                <w:sz w:val="24"/>
+                <w:szCs w:val="24"/>
+              </w:rPr>
+              <w:t>Maintain Application Code (MVC structure)</w:t>
+            </w:r>
+          </w:p>
+        </w:tc>
+        <w:tc>
+          <w:tcPr>
+            <w:tcW w:w="0" w:type="auto"/>
+            <w:vAlign w:val="center"/>
+            <w:hideMark/>
+          </w:tcPr>
+          <w:p>
+            <w:pPr>
+              <w:jc w:val="center"/>
+              <w:rPr>
+                <w:sz w:val="24"/>
+                <w:szCs w:val="24"/>
+              </w:rPr>
+            </w:pPr>
+            <w:r>
+              <w:rPr>
+                <w:sz w:val="24"/>
+                <w:szCs w:val="24"/>
+              </w:rPr>
+              <w:t>✓</w:t>
+            </w:r>
+          </w:p>
+        </w:tc>
+        <w:tc>
+          <w:tcPr>
+            <w:tcW w:w="0" w:type="auto"/>
+            <w:vAlign w:val="center"/>
+            <w:hideMark/>
+          </w:tcPr>
+          <w:p>
+            <w:pPr>
+              <w:jc w:val="center"/>
+              <w:rPr>
+                <w:sz w:val="24"/>
+                <w:szCs w:val="24"/>
+              </w:rPr>
+            </w:pPr>
+            <w:r>
+              <w:rPr>
+                <w:rFonts w:ascii="Segoe UI Symbol" w:hAnsi="Segoe UI Symbol" w:cs="Segoe UI Symbol"/>
+                <w:sz w:val="24"/>
+                <w:szCs w:val="24"/>
+              </w:rPr>
+              <w:t>✗</w:t>
+            </w:r>
+          </w:p>
+        </w:tc>
+      </w:tr>
+      <w:tr>
+        <w:trPr>
+          <w:tblCellSpacing w:w="15" w:type="dxa"/>
+          <w:jc w:val="center"/>
+        </w:trPr>
+        <w:tc>
+          <w:tcPr>
+            <w:tcW w:w="0" w:type="auto"/>
+            <w:vAlign w:val="center"/>
+            <w:hideMark/>
+          </w:tcPr>
+          <w:p>
+            <w:pPr>
+              <w:jc w:val="center"/>
+              <w:rPr>
+                <w:sz w:val="24"/>
+                <w:szCs w:val="24"/>
+              </w:rPr>
+            </w:pPr>
+            <w:r>
+              <w:rPr>
+                <w:sz w:val="24"/>
+                <w:szCs w:val="24"/>
+              </w:rPr>
+              <w:t>Access Backend Database (</w:t>
+            </w:r>
+            <w:proofErr w:type="spellStart"/>
+            <w:r>
+              <w:rPr>
+                <w:sz w:val="24"/>
+                <w:szCs w:val="24"/>
+              </w:rPr>
+              <w:t>Supabase</w:t>
+            </w:r>
+            <w:proofErr w:type="spellEnd"/>
+            <w:r>
+              <w:rPr>
+                <w:sz w:val="24"/>
+                <w:szCs w:val="24"/>
+              </w:rPr>
+              <w:t>)</w:t>
+            </w:r>
+          </w:p>
+        </w:tc>
+        <w:tc>
+          <w:tcPr>
+            <w:tcW w:w="0" w:type="auto"/>
+            <w:vAlign w:val="center"/>
+            <w:hideMark/>
+          </w:tcPr>
+          <w:p>
+            <w:pPr>
+              <w:jc w:val="center"/>
+              <w:rPr>
+                <w:sz w:val="24"/>
+                <w:szCs w:val="24"/>
+              </w:rPr>
+            </w:pPr>
+            <w:r>
+              <w:rPr>
+                <w:sz w:val="24"/>
+                <w:szCs w:val="24"/>
+              </w:rPr>
+              <w:t>✓</w:t>
+            </w:r>
+          </w:p>
+        </w:tc>
+        <w:tc>
+          <w:tcPr>
+            <w:tcW w:w="0" w:type="auto"/>
+            <w:vAlign w:val="center"/>
+            <w:hideMark/>
+          </w:tcPr>
+          <w:p>
+            <w:pPr>
+              <w:jc w:val="center"/>
+              <w:rPr>
+                <w:sz w:val="24"/>
+                <w:szCs w:val="24"/>
+              </w:rPr>
+            </w:pPr>
+            <w:r>
+              <w:rPr>
+                <w:rFonts w:ascii="Segoe UI Symbol" w:hAnsi="Segoe UI Symbol" w:cs="Segoe UI Symbol"/>
+                <w:sz w:val="24"/>
+                <w:szCs w:val="24"/>
+              </w:rPr>
+              <w:t>✗</w:t>
+            </w:r>
+          </w:p>
+        </w:tc>
+      </w:tr>
+      <w:tr>
+        <w:trPr>
+          <w:tblCellSpacing w:w="15" w:type="dxa"/>
+          <w:jc w:val="center"/>
+        </w:trPr>
+        <w:tc>
+          <w:tcPr>
+            <w:tcW w:w="0" w:type="auto"/>
+            <w:vAlign w:val="center"/>
+            <w:hideMark/>
+          </w:tcPr>
+          <w:p>
+            <w:pPr>
+              <w:jc w:val="center"/>
+              <w:rPr>
+                <w:sz w:val="24"/>
+                <w:szCs w:val="24"/>
+              </w:rPr>
+            </w:pPr>
+            <w:r>
+              <w:rPr>
+                <w:sz w:val="24"/>
+                <w:szCs w:val="24"/>
+              </w:rPr>
+              <w:t>Deploy or Update Application</w:t>
+            </w:r>
+          </w:p>
+        </w:tc>
+        <w:tc>
+          <w:tcPr>
+            <w:tcW w:w="0" w:type="auto"/>
+            <w:vAlign w:val="center"/>
+            <w:hideMark/>
+          </w:tcPr>
+          <w:p>
+            <w:pPr>
+              <w:jc w:val="center"/>
+              <w:rPr>
+                <w:sz w:val="24"/>
+                <w:szCs w:val="24"/>
+              </w:rPr>
+            </w:pPr>
+            <w:r>
+              <w:rPr>
+                <w:sz w:val="24"/>
+                <w:szCs w:val="24"/>
+              </w:rPr>
+              <w:t>✓</w:t>
+            </w:r>
+          </w:p>
+        </w:tc>
+        <w:tc>
+          <w:tcPr>
+            <w:tcW w:w="0" w:type="auto"/>
+            <w:vAlign w:val="center"/>
+            <w:hideMark/>
+          </w:tcPr>
+          <w:p>
+            <w:pPr>
+              <w:jc w:val="center"/>
+              <w:rPr>
+                <w:sz w:val="24"/>
+                <w:szCs w:val="24"/>
+              </w:rPr>
+            </w:pPr>
+            <w:r>
+              <w:rPr>
+                <w:rFonts w:ascii="Segoe UI Symbol" w:hAnsi="Segoe UI Symbol" w:cs="Segoe UI Symbol"/>
+                <w:sz w:val="24"/>
+                <w:szCs w:val="24"/>
+              </w:rPr>
+              <w:t>✗</w:t>
+            </w:r>
+          </w:p>
+        </w:tc>
+      </w:tr>
+      <w:tr>
+        <w:trPr>
+          <w:tblCellSpacing w:w="15" w:type="dxa"/>
+          <w:jc w:val="center"/>
+        </w:trPr>
+        <w:tc>
+          <w:tcPr>
+            <w:tcW w:w="0" w:type="auto"/>
+            <w:vAlign w:val="center"/>
+            <w:hideMark/>
+          </w:tcPr>
+          <w:p>
+            <w:pPr>
+              <w:jc w:val="center"/>
+              <w:rPr>
+                <w:sz w:val="24"/>
+                <w:szCs w:val="24"/>
+              </w:rPr>
+            </w:pPr>
+            <w:r>
+              <w:rPr>
+                <w:sz w:val="24"/>
+                <w:szCs w:val="24"/>
+              </w:rPr>
+              <w:t>Play the Game</w:t>
+            </w:r>
+          </w:p>
+        </w:tc>
+        <w:tc>
+          <w:tcPr>
+            <w:tcW w:w="0" w:type="auto"/>
+            <w:vAlign w:val="center"/>
+            <w:hideMark/>
+          </w:tcPr>
+          <w:p>
+            <w:pPr>
+              <w:jc w:val="center"/>
+              <w:rPr>
+                <w:sz w:val="24"/>
+                <w:szCs w:val="24"/>
+              </w:rPr>
+            </w:pPr>
+            <w:r>
+              <w:rPr>
+                <w:sz w:val="24"/>
+                <w:szCs w:val="24"/>
+              </w:rPr>
+              <w:t>✓</w:t>
+            </w:r>
+          </w:p>
+        </w:tc>
+        <w:tc>
+          <w:tcPr>
+            <w:tcW w:w="0" w:type="auto"/>
+            <w:vAlign w:val="center"/>
+            <w:hideMark/>
+          </w:tcPr>
+          <w:p>
+            <w:pPr>
+              <w:jc w:val="center"/>
+              <w:rPr>
+                <w:sz w:val="24"/>
+                <w:szCs w:val="24"/>
+              </w:rPr>
+            </w:pPr>
+            <w:r>
+              <w:rPr>
+                <w:sz w:val="24"/>
+                <w:szCs w:val="24"/>
+              </w:rPr>
+              <w:t>✓</w:t>
+            </w:r>
+          </w:p>
+        </w:tc>
+      </w:tr>
+      <w:tr>
+        <w:trPr>
+          <w:tblCellSpacing w:w="15" w:type="dxa"/>
+          <w:jc w:val="center"/>
+        </w:trPr>
+        <w:tc>
+          <w:tcPr>
+            <w:tcW w:w="0" w:type="auto"/>
+            <w:vAlign w:val="center"/>
+            <w:hideMark/>
+          </w:tcPr>
+          <w:p>
+            <w:pPr>
+              <w:jc w:val="center"/>
+              <w:rPr>
+                <w:sz w:val="24"/>
+                <w:szCs w:val="24"/>
+              </w:rPr>
+            </w:pPr>
+            <w:r>
+              <w:rPr>
+                <w:sz w:val="24"/>
+                <w:szCs w:val="24"/>
+              </w:rPr>
+              <w:t>Select Cards and View Hints</w:t>
+            </w:r>
+          </w:p>
+        </w:tc>
+        <w:tc>
+          <w:tcPr>
+            <w:tcW w:w="0" w:type="auto"/>
+            <w:vAlign w:val="center"/>
+            <w:hideMark/>
+          </w:tcPr>
+          <w:p>
+            <w:pPr>
+              <w:jc w:val="center"/>
+              <w:rPr>
+                <w:sz w:val="24"/>
+                <w:szCs w:val="24"/>
+              </w:rPr>
+            </w:pPr>
+            <w:r>
+              <w:rPr>
+                <w:sz w:val="24"/>
+                <w:szCs w:val="24"/>
+              </w:rPr>
+              <w:t>✓</w:t>
+            </w:r>
+          </w:p>
+        </w:tc>
+        <w:tc>
+          <w:tcPr>
+            <w:tcW w:w="0" w:type="auto"/>
+            <w:vAlign w:val="center"/>
+            <w:hideMark/>
+          </w:tcPr>
+          <w:p>
+            <w:pPr>
+              <w:jc w:val="center"/>
+              <w:rPr>
+                <w:sz w:val="24"/>
+                <w:szCs w:val="24"/>
+              </w:rPr>
+            </w:pPr>
+            <w:r>
+              <w:rPr>
+                <w:sz w:val="24"/>
+                <w:szCs w:val="24"/>
+              </w:rPr>
+              <w:t>✓</w:t>
+            </w:r>
+          </w:p>
+        </w:tc>
+      </w:tr>
+      <w:tr>
+        <w:trPr>
+          <w:tblCellSpacing w:w="15" w:type="dxa"/>
+          <w:jc w:val="center"/>
+        </w:trPr>
+        <w:tc>
+          <w:tcPr>
+            <w:tcW w:w="0" w:type="auto"/>
+            <w:vAlign w:val="center"/>
+            <w:hideMark/>
+          </w:tcPr>
+          <w:p>
+            <w:pPr>
+              <w:jc w:val="center"/>
+              <w:rPr>
+                <w:sz w:val="24"/>
+                <w:szCs w:val="24"/>
+              </w:rPr>
+            </w:pPr>
+            <w:r>
+              <w:rPr>
+                <w:sz w:val="24"/>
+                <w:szCs w:val="24"/>
+              </w:rPr>
+              <w:t>Identify Animals in Ecosystem</w:t>
+            </w:r>
+          </w:p>
+        </w:tc>
+        <w:tc>
+          <w:tcPr>
+            <w:tcW w:w="0" w:type="auto"/>
+            <w:vAlign w:val="center"/>
+            <w:hideMark/>
+          </w:tcPr>
+          <w:p>
+            <w:pPr>
+              <w:jc w:val="center"/>
+              <w:rPr>
+                <w:sz w:val="24"/>
+                <w:szCs w:val="24"/>
+              </w:rPr>
+            </w:pPr>
+            <w:r>
+              <w:rPr>
+                <w:sz w:val="24"/>
+                <w:szCs w:val="24"/>
+              </w:rPr>
+              <w:t>✓</w:t>
+            </w:r>
+          </w:p>
+        </w:tc>
+        <w:tc>
+          <w:tcPr>
+            <w:tcW w:w="0" w:type="auto"/>
+            <w:vAlign w:val="center"/>
+            <w:hideMark/>
+          </w:tcPr>
+          <w:p>
+            <w:pPr>
+              <w:jc w:val="center"/>
+              <w:rPr>
+                <w:sz w:val="24"/>
+                <w:szCs w:val="24"/>
+              </w:rPr>
+            </w:pPr>
+            <w:r>
+              <w:rPr>
+                <w:sz w:val="24"/>
+                <w:szCs w:val="24"/>
+              </w:rPr>
+              <w:t>✓</w:t>
+            </w:r>
+          </w:p>
+        </w:tc>
+      </w:tr>
+      <w:tr>
+        <w:trPr>
+          <w:tblCellSpacing w:w="15" w:type="dxa"/>
+          <w:jc w:val="center"/>
+        </w:trPr>
+        <w:tc>
+          <w:tcPr>
+            <w:tcW w:w="0" w:type="auto"/>
+            <w:vAlign w:val="center"/>
+            <w:hideMark/>
+          </w:tcPr>
+          <w:p>
+            <w:pPr>
+              <w:jc w:val="center"/>
+              <w:rPr>
+                <w:sz w:val="24"/>
+                <w:szCs w:val="24"/>
+              </w:rPr>
+            </w:pPr>
+            <w:r>
+              <w:rPr>
+                <w:sz w:val="24"/>
+                <w:szCs w:val="24"/>
+              </w:rPr>
+              <w:t>View Sticker Book Progress</w:t>
+            </w:r>
+          </w:p>
+        </w:tc>
+        <w:tc>
+          <w:tcPr>
+            <w:tcW w:w="0" w:type="auto"/>
+            <w:vAlign w:val="center"/>
+            <w:hideMark/>
+          </w:tcPr>
+          <w:p>
+            <w:pPr>
+              <w:jc w:val="center"/>
+              <w:rPr>
+                <w:sz w:val="24"/>
+                <w:szCs w:val="24"/>
+              </w:rPr>
+            </w:pPr>
+            <w:r>
+              <w:rPr>
+                <w:sz w:val="24"/>
+                <w:szCs w:val="24"/>
+              </w:rPr>
+              <w:t>✓</w:t>
+            </w:r>
+          </w:p>
+        </w:tc>
+        <w:tc>
+          <w:tcPr>
+            <w:tcW w:w="0" w:type="auto"/>
+            <w:vAlign w:val="center"/>
+            <w:hideMark/>
+          </w:tcPr>
+          <w:p>
+            <w:pPr>
+              <w:jc w:val="center"/>
+              <w:rPr>
+                <w:sz w:val="24"/>
+                <w:szCs w:val="24"/>
+              </w:rPr>
+            </w:pPr>
+            <w:r>
+              <w:rPr>
+                <w:sz w:val="24"/>
+                <w:szCs w:val="24"/>
+              </w:rPr>
+              <w:t>✓</w:t>
+            </w:r>
+          </w:p>
+        </w:tc>
+      </w:tr>
+      <w:tr>
+        <w:trPr>
+          <w:tblCellSpacing w:w="15" w:type="dxa"/>
+          <w:jc w:val="center"/>
+        </w:trPr>
+        <w:tc>
+          <w:tcPr>
+            <w:tcW w:w="0" w:type="auto"/>
+            <w:vAlign w:val="center"/>
+            <w:hideMark/>
+          </w:tcPr>
+          <w:p>
+            <w:pPr>
+              <w:jc w:val="center"/>
+              <w:rPr>
+                <w:sz w:val="24"/>
+                <w:szCs w:val="24"/>
+              </w:rPr>
+            </w:pPr>
+            <w:r>
+              <w:rPr>
+                <w:sz w:val="24"/>
+                <w:szCs w:val="24"/>
+              </w:rPr>
+              <w:t>Interact with Bonus Features (e.g., trash for extra time)</w:t>
+            </w:r>
+          </w:p>
+        </w:tc>
+        <w:tc>
+          <w:tcPr>
+            <w:tcW w:w="0" w:type="auto"/>
+            <w:vAlign w:val="center"/>
+            <w:hideMark/>
+          </w:tcPr>
+          <w:p>
+            <w:pPr>
+              <w:jc w:val="center"/>
+              <w:rPr>
+                <w:sz w:val="24"/>
+                <w:szCs w:val="24"/>
+              </w:rPr>
+            </w:pPr>
+            <w:r>
+              <w:rPr>
+                <w:sz w:val="24"/>
+                <w:szCs w:val="24"/>
+              </w:rPr>
+              <w:t>✓</w:t>
+            </w:r>
+          </w:p>
+        </w:tc>
+        <w:tc>
+          <w:tcPr>
+            <w:tcW w:w="0" w:type="auto"/>
+            <w:vAlign w:val="center"/>
+            <w:hideMark/>
+          </w:tcPr>
+          <w:p>
+            <w:pPr>
+              <w:jc w:val="center"/>
+              <w:rPr>
+                <w:sz w:val="24"/>
+                <w:szCs w:val="24"/>
+              </w:rPr>
+            </w:pPr>
+            <w:r>
+              <w:rPr>
+                <w:sz w:val="24"/>
+                <w:szCs w:val="24"/>
+              </w:rPr>
+              <w:t>✓</w:t>
+            </w:r>
+          </w:p>
+        </w:tc>
+      </w:tr>
+      <w:tr>
+        <w:trPr>
+          <w:tblCellSpacing w:w="15" w:type="dxa"/>
+          <w:jc w:val="center"/>
+        </w:trPr>
+        <w:tc>
+          <w:tcPr>
+            <w:tcW w:w="0" w:type="auto"/>
+            <w:vAlign w:val="center"/>
+            <w:hideMark/>
+          </w:tcPr>
+          <w:p>
+            <w:pPr>
+              <w:jc w:val="center"/>
+              <w:rPr>
+                <w:sz w:val="24"/>
+                <w:szCs w:val="24"/>
+              </w:rPr>
+            </w:pPr>
+            <w:r>
+              <w:rPr>
+                <w:sz w:val="24"/>
+                <w:szCs w:val="24"/>
+              </w:rPr>
+              <w:t>View Game Results (end screen)</w:t>
+            </w:r>
+          </w:p>
+        </w:tc>
+        <w:tc>
+          <w:tcPr>
+            <w:tcW w:w="0" w:type="auto"/>
+            <w:vAlign w:val="center"/>
+            <w:hideMark/>
+          </w:tcPr>
+          <w:p>
+            <w:pPr>
+              <w:jc w:val="center"/>
+              <w:rPr>
+                <w:sz w:val="24"/>
+                <w:szCs w:val="24"/>
+              </w:rPr>
+            </w:pPr>
+            <w:r>
+              <w:rPr>
+                <w:sz w:val="24"/>
+                <w:szCs w:val="24"/>
+              </w:rPr>
+              <w:t>✓</w:t>
+            </w:r>
+          </w:p>
+        </w:tc>
+        <w:tc>
+          <w:tcPr>
+            <w:tcW w:w="0" w:type="auto"/>
+            <w:vAlign w:val="center"/>
+            <w:hideMark/>
+          </w:tcPr>
+          <w:p>
+            <w:pPr>
+              <w:jc w:val="center"/>
+              <w:rPr>
+                <w:sz w:val="24"/>
+                <w:szCs w:val="24"/>
+              </w:rPr>
+            </w:pPr>
+            <w:r>
+              <w:rPr>
+                <w:sz w:val="24"/>
+                <w:szCs w:val="24"/>
+              </w:rPr>
+              <w:t>✓</w:t>
+            </w:r>
+          </w:p>
+        </w:tc>
+      </w:tr>
+      <w:tr>
+        <w:trPr>
+          <w:tblCellSpacing w:w="15" w:type="dxa"/>
+          <w:jc w:val="center"/>
+        </w:trPr>
+        <w:tc>
+          <w:tcPr>
+            <w:tcW w:w="0" w:type="auto"/>
+            <w:vAlign w:val="center"/>
+            <w:hideMark/>
+          </w:tcPr>
+          <w:p>
+            <w:pPr>
+              <w:jc w:val="center"/>
+              <w:rPr>
+                <w:sz w:val="24"/>
+                <w:szCs w:val="24"/>
+              </w:rPr>
+            </w:pPr>
+            <w:r>
+              <w:rPr>
+                <w:sz w:val="24"/>
+                <w:szCs w:val="24"/>
+              </w:rPr>
+              <w:t>Watch Educational Videos</w:t>
+            </w:r>
+          </w:p>
+        </w:tc>
+        <w:tc>
+          <w:tcPr>
+            <w:tcW w:w="0" w:type="auto"/>
+            <w:vAlign w:val="center"/>
+            <w:hideMark/>
+          </w:tcPr>
+          <w:p>
+            <w:pPr>
+              <w:jc w:val="center"/>
+              <w:rPr>
+                <w:sz w:val="24"/>
+                <w:szCs w:val="24"/>
+              </w:rPr>
+            </w:pPr>
+            <w:r>
+              <w:rPr>
+                <w:sz w:val="24"/>
+                <w:szCs w:val="24"/>
+              </w:rPr>
+              <w:t>✓</w:t>
+            </w:r>
+          </w:p>
+        </w:tc>
+        <w:tc>
+          <w:tcPr>
+            <w:tcW w:w="0" w:type="auto"/>
+            <w:vAlign w:val="center"/>
+            <w:hideMark/>
+          </w:tcPr>
+          <w:p>
+            <w:pPr>
+              <w:jc w:val="center"/>
+              <w:rPr>
+                <w:sz w:val="24"/>
+                <w:szCs w:val="24"/>
+              </w:rPr>
+            </w:pPr>
+            <w:r>
+              <w:rPr>
+                <w:sz w:val="24"/>
+                <w:szCs w:val="24"/>
+              </w:rPr>
+              <w:t>✓</w:t>
+            </w:r>
+          </w:p>
+        </w:tc>
+      </w:tr>
+      <w:tr>
+        <w:trPr>
+          <w:tblCellSpacing w:w="15" w:type="dxa"/>
+          <w:jc w:val="center"/>
+        </w:trPr>
+        <w:tc>
+          <w:tcPr>
+            <w:tcW w:w="0" w:type="auto"/>
+            <w:vAlign w:val="center"/>
+            <w:hideMark/>
+          </w:tcPr>
+          <w:p>
+            <w:pPr>
+              <w:jc w:val="center"/>
+              <w:rPr>
+                <w:sz w:val="24"/>
+                <w:szCs w:val="24"/>
+              </w:rPr>
+            </w:pPr>
+            <w:r>
+              <w:rPr>
+                <w:sz w:val="24"/>
+                <w:szCs w:val="24"/>
+              </w:rPr>
+              <w:t>Navigate Between Pages (Home, Game, Videos, About)</w:t>
+            </w:r>
+          </w:p>
+        </w:tc>
+        <w:tc>
+          <w:tcPr>
+            <w:tcW w:w="0" w:type="auto"/>
+            <w:vAlign w:val="center"/>
+            <w:hideMark/>
+          </w:tcPr>
+          <w:p>
+            <w:pPr>
+              <w:jc w:val="center"/>
+              <w:rPr>
+                <w:sz w:val="24"/>
+                <w:szCs w:val="24"/>
+              </w:rPr>
+            </w:pPr>
+            <w:r>
+              <w:rPr>
+                <w:sz w:val="24"/>
+                <w:szCs w:val="24"/>
+              </w:rPr>
+              <w:t>✓</w:t>
+            </w:r>
+          </w:p>
+        </w:tc>
+        <w:tc>
+          <w:tcPr>
+            <w:tcW w:w="0" w:type="auto"/>
+            <w:vAlign w:val="center"/>
+            <w:hideMark/>
+          </w:tcPr>
+          <w:p>
+            <w:pPr>
+              <w:jc w:val="center"/>
+              <w:rPr>
+                <w:sz w:val="24"/>
+                <w:szCs w:val="24"/>
+              </w:rPr>
+            </w:pPr>
+            <w:r>
+              <w:rPr>
+                <w:sz w:val="24"/>
+                <w:szCs w:val="24"/>
+              </w:rPr>
+              <w:t>✓</w:t>
+            </w:r>
+          </w:p>
+        </w:tc>
+      </w:tr>
+    </w:tbl>
+    <w:p>
+      <w:pPr>
+        <w:jc w:val="center"/>
+        <w:rPr>
+          <w:sz w:val="24"/>
+          <w:szCs w:val="24"/>
+        </w:rPr>
+      </w:pPr>
     </w:p>
     <w:p/>
     <w:sectPr>
@@ -653,7 +1841,6 @@
   <w:style w:type="character" w:default="1" w:styleId="DefaultParagraphFont">
     <w:name w:val="Default Paragraph Font"/>
     <w:uiPriority w:val="1"/>
-    <w:semiHidden/>
     <w:unhideWhenUsed/>
   </w:style>
   <w:style w:type="table" w:default="1" w:styleId="TableNormal">
